--- a/docs/BAB II - Landasan Teori (UNSIQ).docx
+++ b/docs/BAB II - Landasan Teori (UNSIQ).docx
@@ -452,7 +452,7 @@
           <w:rFonts w:ascii="Times New Roman" w:hAnsi="Times New Roman" w:eastAsia="Times New Roman"/>
           <w:sz w:val="24"/>
         </w:rPr>
-        <w:t>Sistem PKPT IPNU-IPPNU UNEJ dirancang sebagai CMS yang dibangun khusus (</w:t>
+        <w:t>Sistem PKPT IPNU IPPNU UNSIQ dirancang sebagai CMS yang dibangun khusus (</w:t>
       </w:r>
       <w:r>
         <w:rPr>
